--- a/Group Contributions Form.docx
+++ b/Group Contributions Form.docx
@@ -35,16 +35,14 @@
         </w:rPr>
         <w:t xml:space="preserve">Group: </w:t>
       </w:r>
-      <w:proofErr w:type="spellStart"/>
       <w:r>
         <w:rPr>
           <w:b/>
           <w:bCs/>
           <w:u w:val="single"/>
         </w:rPr>
-        <w:t>GroupNo</w:t>
+        <w:t>Common Mail</w:t>
       </w:r>
-      <w:proofErr w:type="spellEnd"/>
     </w:p>
     <w:tbl>
       <w:tblPr>
@@ -63,11 +61,9 @@
             <w:tcW w:w="1271" w:type="dxa"/>
           </w:tcPr>
           <w:p>
-            <w:proofErr w:type="gramStart"/>
             <w:r>
               <w:t>Team Mate</w:t>
             </w:r>
-            <w:proofErr w:type="gramEnd"/>
           </w:p>
           <w:p>
             <w:r>
@@ -109,7 +105,7 @@
           </w:tcPr>
           <w:p>
             <w:r>
-              <w:t>A</w:t>
+              <w:t>Michael Hooper</w:t>
             </w:r>
           </w:p>
         </w:tc>
@@ -119,12 +115,7 @@
           </w:tcPr>
           <w:p>
             <w:r>
-              <w:t>Contribution 1</w:t>
-            </w:r>
-          </w:p>
-          <w:p>
-            <w:r>
-              <w:t>Contribution 2</w:t>
+              <w:t>User Experience Guru</w:t>
             </w:r>
           </w:p>
           <w:p/>
@@ -135,7 +126,7 @@
           </w:tcPr>
           <w:p>
             <w:r>
-              <w:t>40</w:t>
+              <w:t>33</w:t>
             </w:r>
           </w:p>
         </w:tc>
@@ -147,7 +138,7 @@
           </w:tcPr>
           <w:p>
             <w:r>
-              <w:t>B</w:t>
+              <w:t>Oliver Cole</w:t>
             </w:r>
           </w:p>
         </w:tc>
@@ -157,14 +148,10 @@
           </w:tcPr>
           <w:p>
             <w:r>
-              <w:t>Contribution 3</w:t>
-            </w:r>
-          </w:p>
-          <w:p>
-            <w:r>
-              <w:t>Contribution 4</w:t>
-            </w:r>
-          </w:p>
+              <w:t>Technical Director</w:t>
+            </w:r>
+          </w:p>
+          <w:p/>
         </w:tc>
         <w:tc>
           <w:tcPr>
@@ -172,7 +159,7 @@
           </w:tcPr>
           <w:p>
             <w:r>
-              <w:t>40</w:t>
+              <w:t>33</w:t>
             </w:r>
           </w:p>
         </w:tc>
@@ -184,7 +171,7 @@
           </w:tcPr>
           <w:p>
             <w:r>
-              <w:t>C</w:t>
+              <w:t>Theo Butler</w:t>
             </w:r>
           </w:p>
         </w:tc>
@@ -194,9 +181,10 @@
           </w:tcPr>
           <w:p>
             <w:r>
-              <w:t>Did not contribute</w:t>
-            </w:r>
-          </w:p>
+              <w:t>Project Manager</w:t>
+            </w:r>
+          </w:p>
+          <w:p/>
         </w:tc>
         <w:tc>
           <w:tcPr>
@@ -204,39 +192,7 @@
           </w:tcPr>
           <w:p>
             <w:r>
-              <w:t>0</w:t>
-            </w:r>
-          </w:p>
-        </w:tc>
-      </w:tr>
-      <w:tr>
-        <w:tc>
-          <w:tcPr>
-            <w:tcW w:w="1271" w:type="dxa"/>
-          </w:tcPr>
-          <w:p>
-            <w:r>
-              <w:t>D</w:t>
-            </w:r>
-          </w:p>
-        </w:tc>
-        <w:tc>
-          <w:tcPr>
-            <w:tcW w:w="3499" w:type="dxa"/>
-          </w:tcPr>
-          <w:p>
-            <w:r>
-              <w:t>Contribution 5</w:t>
-            </w:r>
-          </w:p>
-        </w:tc>
-        <w:tc>
-          <w:tcPr>
-            <w:tcW w:w="1508" w:type="dxa"/>
-          </w:tcPr>
-          <w:p>
-            <w:r>
-              <w:t>20</w:t>
+              <w:t>33</w:t>
             </w:r>
           </w:p>
         </w:tc>
@@ -288,13 +244,8 @@
             <w:tcW w:w="4508" w:type="dxa"/>
           </w:tcPr>
           <w:p>
-            <w:proofErr w:type="gramStart"/>
-            <w:r>
-              <w:t>Team Mate</w:t>
-            </w:r>
-            <w:proofErr w:type="gramEnd"/>
-            <w:r>
-              <w:t xml:space="preserve"> A</w:t>
+            <w:r>
+              <w:t>Michael Hooper</w:t>
             </w:r>
           </w:p>
         </w:tc>
@@ -314,13 +265,8 @@
             <w:tcW w:w="4508" w:type="dxa"/>
           </w:tcPr>
           <w:p>
-            <w:proofErr w:type="gramStart"/>
-            <w:r>
-              <w:t>Team Mate</w:t>
-            </w:r>
-            <w:proofErr w:type="gramEnd"/>
-            <w:r>
-              <w:t xml:space="preserve"> B</w:t>
+            <w:r>
+              <w:t>Oliver Cole</w:t>
             </w:r>
           </w:p>
         </w:tc>
@@ -340,42 +286,8 @@
             <w:tcW w:w="4508" w:type="dxa"/>
           </w:tcPr>
           <w:p>
-            <w:proofErr w:type="gramStart"/>
-            <w:r>
-              <w:t>Team Mate</w:t>
-            </w:r>
-            <w:proofErr w:type="gramEnd"/>
-            <w:r>
-              <w:t xml:space="preserve"> C</w:t>
-            </w:r>
-          </w:p>
-        </w:tc>
-        <w:tc>
-          <w:tcPr>
-            <w:tcW w:w="4508" w:type="dxa"/>
-          </w:tcPr>
-          <w:p/>
-          <w:p/>
-          <w:p/>
-          <w:p/>
-        </w:tc>
-      </w:tr>
-      <w:tr>
-        <w:trPr>
-          <w:trHeight w:val="834"/>
-        </w:trPr>
-        <w:tc>
-          <w:tcPr>
-            <w:tcW w:w="4508" w:type="dxa"/>
-          </w:tcPr>
-          <w:p>
-            <w:proofErr w:type="gramStart"/>
-            <w:r>
-              <w:t>Team Mate</w:t>
-            </w:r>
-            <w:proofErr w:type="gramEnd"/>
-            <w:r>
-              <w:t xml:space="preserve"> D</w:t>
+            <w:r>
+              <w:t>Theo Butler</w:t>
             </w:r>
           </w:p>
         </w:tc>

--- a/Group Contributions Form.docx
+++ b/Group Contributions Form.docx
@@ -184,6 +184,49 @@
               <w:t>Project Manager</w:t>
             </w:r>
           </w:p>
+          <w:p>
+            <w:r>
+              <w:t>Skill Tree</w:t>
+            </w:r>
+            <w:r>
+              <w:t xml:space="preserve"> UI</w:t>
+            </w:r>
+          </w:p>
+          <w:p>
+            <w:r>
+              <w:t>Implementing skills</w:t>
+            </w:r>
+          </w:p>
+          <w:p>
+            <w:r>
+              <w:t>Levelling up</w:t>
+            </w:r>
+          </w:p>
+          <w:p>
+            <w:r>
+              <w:t>Creating forests and villages</w:t>
+            </w:r>
+          </w:p>
+          <w:p>
+            <w:r>
+              <w:t>Quests/Deliveries system</w:t>
+            </w:r>
+          </w:p>
+          <w:p>
+            <w:r>
+              <w:t>Combat</w:t>
+            </w:r>
+          </w:p>
+          <w:p>
+            <w:r>
+              <w:t>Create itch.io page</w:t>
+            </w:r>
+          </w:p>
+          <w:p>
+            <w:r>
+              <w:t>Lots of general bug fixes</w:t>
+            </w:r>
+          </w:p>
           <w:p/>
         </w:tc>
         <w:tc>
@@ -207,7 +250,7 @@
         <w:t>agree to acknowledge the above contributions</w:t>
       </w:r>
       <w:r>
-        <w:t>. (Yes/No)</w:t>
+        <w:t>. Yes</w:t>
       </w:r>
     </w:p>
     <w:p/>
@@ -376,15 +419,6 @@
       <w:pPr>
         <w:pStyle w:val="FootnoteText"/>
       </w:pPr>
-      <w:r>
-        <w:rPr>
-          <w:rStyle w:val="FootnoteReference"/>
-        </w:rPr>
-        <w:footnoteRef/>
-      </w:r>
-      <w:r>
-        <w:t xml:space="preserve"> Discuss contributions to analysis, design and documentation, contributions to solution implementation, contributions to LSEP, and any other significant contributions. Below the claim, highlight where in the report/git/Trello/reflection where we can find evidence for the claim.</w:t>
-      </w:r>
     </w:p>
   </w:footnote>
 </w:footnotes>

--- a/Group Contributions Form.docx
+++ b/Group Contributions Form.docx
@@ -61,9 +61,11 @@
             <w:tcW w:w="1271" w:type="dxa"/>
           </w:tcPr>
           <w:p>
+            <w:proofErr w:type="gramStart"/>
             <w:r>
               <w:t>Team Mate</w:t>
             </w:r>
+            <w:proofErr w:type="gramEnd"/>
           </w:p>
           <w:p>
             <w:r>
@@ -339,7 +341,72 @@
             <w:tcW w:w="4508" w:type="dxa"/>
           </w:tcPr>
           <w:p/>
-          <w:p/>
+          <w:p>
+            <w:r>
+              <w:rPr>
+                <w:noProof/>
+              </w:rPr>
+              <mc:AlternateContent>
+                <mc:Choice Requires="wpi">
+                  <w:drawing>
+                    <wp:anchor distT="0" distB="0" distL="114300" distR="114300" simplePos="0" relativeHeight="251663360" behindDoc="0" locked="0" layoutInCell="1" allowOverlap="1" wp14:anchorId="183E9B9B" wp14:editId="2D5B8DA0">
+                      <wp:simplePos x="0" y="0"/>
+                      <wp:positionH relativeFrom="column">
+                        <wp:posOffset>284480</wp:posOffset>
+                      </wp:positionH>
+                      <wp:positionV relativeFrom="paragraph">
+                        <wp:posOffset>-133350</wp:posOffset>
+                      </wp:positionV>
+                      <wp:extent cx="1355800" cy="641860"/>
+                      <wp:effectExtent l="38100" t="38100" r="34925" b="44450"/>
+                      <wp:wrapNone/>
+                      <wp:docPr id="1536415594" name="Ink 18"/>
+                      <wp:cNvGraphicFramePr/>
+                      <a:graphic xmlns:a="http://schemas.openxmlformats.org/drawingml/2006/main">
+                        <a:graphicData uri="http://schemas.microsoft.com/office/word/2010/wordprocessingInk">
+                          <w14:contentPart bwMode="auto" r:id="rId7">
+                            <w14:nvContentPartPr>
+                              <w14:cNvContentPartPr/>
+                            </w14:nvContentPartPr>
+                            <w14:xfrm>
+                              <a:off x="0" y="0"/>
+                              <a:ext cx="1355800" cy="641860"/>
+                            </w14:xfrm>
+                          </w14:contentPart>
+                        </a:graphicData>
+                      </a:graphic>
+                    </wp:anchor>
+                  </w:drawing>
+                </mc:Choice>
+                <mc:Fallback>
+                  <w:pict>
+                    <v:shapetype w14:anchorId="79C5DF16" id="_x0000_t75" coordsize="21600,21600" o:spt="75" o:preferrelative="t" path="m@4@5l@4@11@9@11@9@5xe" filled="f" stroked="f">
+                      <v:stroke joinstyle="miter"/>
+                      <v:formulas>
+                        <v:f eqn="if lineDrawn pixelLineWidth 0"/>
+                        <v:f eqn="sum @0 1 0"/>
+                        <v:f eqn="sum 0 0 @1"/>
+                        <v:f eqn="prod @2 1 2"/>
+                        <v:f eqn="prod @3 21600 pixelWidth"/>
+                        <v:f eqn="prod @3 21600 pixelHeight"/>
+                        <v:f eqn="sum @0 0 1"/>
+                        <v:f eqn="prod @6 1 2"/>
+                        <v:f eqn="prod @7 21600 pixelWidth"/>
+                        <v:f eqn="sum @8 21600 0"/>
+                        <v:f eqn="prod @7 21600 pixelHeight"/>
+                        <v:f eqn="sum @10 21600 0"/>
+                      </v:formulas>
+                      <v:path o:extrusionok="f" gradientshapeok="t" o:connecttype="rect"/>
+                      <o:lock v:ext="edit" aspectratio="t"/>
+                    </v:shapetype>
+                    <v:shape id="Ink 18" o:spid="_x0000_s1026" type="#_x0000_t75" style="position:absolute;margin-left:21.9pt;margin-top:-11pt;width:107.7pt;height:51.55pt;z-index:251663360;visibility:visible;mso-wrap-style:square;mso-wrap-distance-left:9pt;mso-wrap-distance-top:0;mso-wrap-distance-right:9pt;mso-wrap-distance-bottom:0;mso-position-horizontal:absolute;mso-position-horizontal-relative:text;mso-position-vertical:absolute;mso-position-vertical-relative:text" o:gfxdata="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">
+                      <v:imagedata r:id="rId8" o:title=""/>
+                    </v:shape>
+                  </w:pict>
+                </mc:Fallback>
+              </mc:AlternateContent>
+            </w:r>
+          </w:p>
           <w:p/>
           <w:p/>
         </w:tc>
@@ -347,7 +414,7 @@
     </w:tbl>
     <w:p/>
     <w:sectPr>
-      <w:footerReference w:type="default" r:id="rId7"/>
+      <w:footerReference w:type="default" r:id="rId9"/>
       <w:pgSz w:w="11906" w:h="16838"/>
       <w:pgMar w:top="1440" w:right="1440" w:bottom="1440" w:left="1440" w:header="708" w:footer="708" w:gutter="0"/>
       <w:cols w:space="708"/>
@@ -992,6 +1059,35 @@
 </w:styles>
 </file>
 
+<file path=word/ink/ink1.xml><?xml version="1.0" encoding="utf-8"?>
+<inkml:ink xmlns:inkml="http://www.w3.org/2003/InkML">
+  <inkml:definitions>
+    <inkml:context xml:id="ctx0">
+      <inkml:inkSource xml:id="inkSrc0">
+        <inkml:traceFormat>
+          <inkml:channel name="X" type="integer" min="-2.14748E9" max="2.14748E9" units="cm"/>
+          <inkml:channel name="Y" type="integer" min="-2.14748E9" max="2.14748E9" units="cm"/>
+          <inkml:channel name="F" type="integer" max="32767" units="dev"/>
+        </inkml:traceFormat>
+        <inkml:channelProperties>
+          <inkml:channelProperty channel="X" name="resolution" value="1000" units="1/cm"/>
+          <inkml:channelProperty channel="Y" name="resolution" value="1000" units="1/cm"/>
+          <inkml:channelProperty channel="F" name="resolution" value="0" units="1/dev"/>
+        </inkml:channelProperties>
+      </inkml:inkSource>
+      <inkml:timestamp xml:id="ts0" timeString="2026-05-05T08:46:16.308"/>
+    </inkml:context>
+    <inkml:brush xml:id="br0">
+      <inkml:brushProperty name="width" value="0.035" units="cm"/>
+      <inkml:brushProperty name="height" value="0.035" units="cm"/>
+    </inkml:brush>
+  </inkml:definitions>
+  <inkml:trace contextRef="#ctx0" brushRef="#br0">610 612 24575,'-9'21'0,"0"0"0,1 0 0,2 0 0,0 1 0,1 0 0,-3 36 0,5 136 0,4-124 0,-2-60-68,0 0 0,-1 0 0,0-1 0,0 1 0,-1 0-1,0-1 1,-9 18 0,6-14-752,-4 10-6006</inkml:trace>
+  <inkml:trace contextRef="#ctx0" brushRef="#br0" timeOffset="664.83">0 717 24575,'2'-6'0,"0"-1"0,0 1 0,0 0 0,1 0 0,0 0 0,0 0 0,1 0 0,-1 0 0,1 1 0,1 0 0,7-8 0,1-3 0,95-103 0,-69 79 0,39-50 0,-43 49 0,2 2 0,2 1 0,1 3 0,50-35 0,-35 27 0,-40 31 0,0 0 0,1 1 0,0 1 0,1 1 0,0 0 0,1 1 0,-1 0 0,2 2 0,-1 0 0,1 1 0,-1 1 0,1 1 0,26-1 0,-42 3 6,0 1 0,-1 0 0,1 1 0,0-1 0,-1 0 0,1 1 0,-1 0-1,1-1 1,-1 1 0,1 0 0,-1 0 0,1 0 0,-1 1 0,0-1 0,1 1 0,-1-1 0,0 1-1,0 0 1,3 3 0,-2 0-171,0-1 1,0 1-1,0 0 0,-1 0 0,0 1 0,0-1 1,0 0-1,1 9 0,3 18-6661</inkml:trace>
+  <inkml:trace contextRef="#ctx0" brushRef="#br0" timeOffset="2042.85">1033 350 24575,'-1'-32'0,"0"22"0,0 0 0,1 1 0,1-1 0,3-19 0,-4 29 0,0 1 0,0-1 0,0 0 0,0 1 0,0-1 0,1 0 0,-1 1 0,0-1 0,0 0 0,0 1 0,1-1 0,-1 0 0,0 0 0,1 1 0,-1-1 0,0 0 0,1 0 0,-1 0 0,0 1 0,1-1 0,-1 0 0,0 0 0,1 0 0,-1 0 0,0 0 0,1 0 0,-1 0 0,0 0 0,1 0 0,-1 0 0,1 0 0,-1 0 0,0 0 0,1 0 0,-1 0 0,0 0 0,1 0 0,-1 0 0,1 0 0,-1-1 0,0 1 0,1 0 0,-1 0 0,0 0 0,0-1 0,1 1 0,-1 0 0,0 0 0,0-1 0,1 1 0,-1 0 0,0-1 0,0 1 0,1 0 0,-1-1 0,0 1 0,0 0 0,0-1 0,0 1 0,0 0 0,0-1 0,0 1 0,0 0 0,0-1 0,0 0 0,14 32 0,-5 7 0,-3 1 0,0 0 0,-1 40 0,-6 124 0,-2-93 0,2 653 0,1-792 0,-1-14 0,2 0 0,13-78 0,-13 111 0,1 1 0,0-1 0,1 0 0,0 1 0,1 0 0,0-1 0,0 1 0,1 1 0,0-1 0,1 1 0,0 0 0,0 0 0,0 0 0,1 1 0,0 0 0,1 1 0,0-1 0,10-6 0,-8 9 0,0 1 0,0 0 0,1 1 0,-1 0 0,0 0 0,1 1 0,0 0 0,-1 1 0,1 0 0,-1 1 0,1 0 0,11 3 0,6-1 0,-21-1 0,0 0 0,0 0 0,0 0 0,0 1 0,0 0 0,0 0 0,-1 1 0,0 0 0,1 0 0,-1 1 0,-1-1 0,1 1 0,-1 0 0,0 1 0,0 0 0,0-1 0,-1 1 0,0 1 0,6 12 0,6 12 0,-1 2 0,19 59 0,-32-85 0,22 84 0,-14-49 0,16 46 0,-22-77 0,1-1 0,-1 0 0,1 0 0,1 0 0,0-1 0,1 0 0,-1 0 0,2 0 0,10 10 0,-14-16 0,0 0 0,0 0 0,1 0 0,-1 0 0,1-1 0,0 0 0,0 1 0,-1-2 0,1 1 0,0-1 0,1 1 0,-1-1 0,0-1 0,0 1 0,6-1 0,-3 0 0,1-1 0,-1-1 0,0 1 0,0-1 0,0-1 0,0 0 0,0 0 0,12-6 0,4-6 0,-1-1 0,-1 0 0,-1-2 0,32-31 0,9-19 0,-3-2 0,-2-2 0,90-156 0,-126 189 0,-2-1 0,-1 0 0,-2-1 0,-2-1 0,-2-1 0,-2 0 0,9-78 0,-18 119 0,-1 0 0,0 0 0,1 1 0,-1-1 0,0 0 0,0 0 0,0 1 0,0-1 0,0 0 0,-1 0 0,1 0 0,-1 1 0,1-1 0,-1 0 0,1 1 0,-1-1 0,0 0 0,0 1 0,0-1 0,0 1 0,0-1 0,0 1 0,0 0 0,-1-1 0,1 1 0,-2-1 0,1 2 0,0 0 0,1 0 0,-1 0 0,0 0 0,0 1 0,0-1 0,0 1 0,1-1 0,-1 1 0,0 0 0,1 0 0,-1-1 0,0 1 0,1 1 0,-1-1 0,1 0 0,0 0 0,-1 0 0,1 1 0,0-1 0,0 1 0,-1-1 0,1 1 0,0-1 0,1 1 0,-2 2 0,-25 40 0,2 1 0,2 1 0,2 0 0,3 2 0,1 1 0,2 0 0,3 1 0,2 0 0,2 1 0,2 0 0,2 0 0,4 53 0,-1-44 0,0-34 0,1 1 0,1 0 0,5 29 0,-4-50 0,-1 0 0,1 0 0,0 0 0,1-1 0,-1 1 0,1 0 0,1-1 0,-1 0 0,1 0 0,-1 0 0,1 0 0,1 0 0,-1-1 0,6 4 0,-1-1 0,0-1 0,0 0 0,1-1 0,0 0 0,0-1 0,1 0 0,13 4 0,11-1 0,0-1 0,1-1 0,62-1 0,-85-5 0,0 0 0,0-1 0,-1 0 0,1-1 0,-1 0 0,0-1 0,1-1 0,18-9 0,94-62 0,-78 45 0,-13 9 0,-1-1 0,0-1 0,34-36 0,-50 42 0,-1 0 0,-1-1 0,0-1 0,-2 0 0,0-1 0,17-38 0,-8-4 0,-2 0 0,-3-1 0,17-124 0,-24 150 0,-10 37 0,0 1 0,0 0 0,0 0 0,0 0 0,0 0 0,0-1 0,0 1 0,0 0 0,0 0 0,0 0 0,0-1 0,0 1 0,0 0 0,0 0 0,0 0 0,1 0 0,-1 0 0,0-1 0,0 1 0,0 0 0,0 0 0,0 0 0,0 0 0,1 0 0,-1 0 0,0-1 0,0 1 0,0 0 0,0 0 0,1 0 0,-1 0 0,0 0 0,0 0 0,0 0 0,0 0 0,1 0 0,-1 0 0,0 0 0,0 0 0,0 0 0,1 0 0,-1 0 0,0 0 0,0 0 0,0 0 0,0 0 0,1 0 0,-1 0 0,5 22 0,2 481 0,-10-281 0,3-219 0,0 1 0,0-1 0,1 1 0,-1 0 0,1-1 0,0 0 0,0 1 0,0-1 0,1 1 0,-1-1 0,1 0 0,-1 0 0,1 0 0,0 0 0,0 0 0,1 0 0,-1-1 0,1 1 0,-1-1 0,1 1 0,0-1 0,0 0 0,0 0 0,0 0 0,0-1 0,0 1 0,0-1 0,1 0 0,-1 1 0,1-2 0,-1 1 0,1 0 0,-1-1 0,5 1 0,2 0 0,1-1 0,-1 1 0,0-2 0,1 0 0,-1 0 0,1-1 0,-1 0 0,0-1 0,0 0 0,0 0 0,10-6 0,-3-1 0,0 0 0,-1-1 0,0-1 0,-1 0 0,0-1 0,-1-1 0,0 0 0,-1-1 0,-1 0 0,-1-1 0,0-1 0,-1 1 0,0-2 0,-2 1 0,11-30 0,-7 6 0,-1-1 0,-1 0 0,-3-1 0,-2 0 0,-1 0 0,-3-46 0,0 24 0,0 16 0,-6-66 0,4 102 0,-1 0 0,-1 0 0,0 0 0,-1 1 0,0-1 0,0 1 0,-2 0 0,0 0 0,0 1 0,-8-12 0,9 18-52,1 1-1,-2-1 1,1 1-1,0-1 1,-1 1-1,0 1 1,0-1-1,0 1 1,0 0-1,-1 1 1,1-1-1,-1 1 1,1 1-1,-1-1 1,0 1-1,0 0 1,0 1-1,0-1 1,1 1-1,-1 1 0,0-1 1,0 1-1,0 1 1,1-1-1,-14 5 1,-22 16-6774</inkml:trace>
+</inkml:ink>
+</file>
+
 <file path=word/theme/theme1.xml><?xml version="1.0" encoding="utf-8"?>
 <a:theme xmlns:a="http://schemas.openxmlformats.org/drawingml/2006/main" name="Office Theme">
   <a:themeElements>

--- a/Group Contributions Form.docx
+++ b/Group Contributions Form.docx
@@ -118,6 +118,31 @@
               <w:t>User Experience Guru</w:t>
             </w:r>
           </w:p>
+          <w:p>
+            <w:r>
+              <w:t>Inventory system</w:t>
+            </w:r>
+          </w:p>
+          <w:p>
+            <w:r>
+              <w:t>Item interaction</w:t>
+            </w:r>
+          </w:p>
+          <w:p>
+            <w:r>
+              <w:t>Creation of central hub building</w:t>
+            </w:r>
+          </w:p>
+          <w:p>
+            <w:r>
+              <w:t>Addition of collision to building items</w:t>
+            </w:r>
+          </w:p>
+          <w:p>
+            <w:r>
+              <w:t>Creation of PowerPoint presentations for the various pitches</w:t>
+            </w:r>
+          </w:p>
           <w:p/>
         </w:tc>
         <w:tc>
@@ -298,7 +323,72 @@
           </w:tcPr>
           <w:p/>
           <w:p/>
-          <w:p/>
+          <w:p>
+            <w:r>
+              <w:rPr>
+                <w:noProof/>
+              </w:rPr>
+              <mc:AlternateContent>
+                <mc:Choice Requires="wpi">
+                  <w:drawing>
+                    <wp:anchor distT="0" distB="0" distL="114300" distR="114300" simplePos="0" relativeHeight="251659264" behindDoc="0" locked="0" layoutInCell="1" allowOverlap="1" wp14:anchorId="27C2AB5B" wp14:editId="36DE8526">
+                      <wp:simplePos x="0" y="0"/>
+                      <wp:positionH relativeFrom="column">
+                        <wp:posOffset>300355</wp:posOffset>
+                      </wp:positionH>
+                      <wp:positionV relativeFrom="paragraph">
+                        <wp:posOffset>-193040</wp:posOffset>
+                      </wp:positionV>
+                      <wp:extent cx="1792605" cy="410845"/>
+                      <wp:effectExtent l="38100" t="38100" r="17145" b="46355"/>
+                      <wp:wrapNone/>
+                      <wp:docPr id="2083398941" name="Ink 1"/>
+                      <wp:cNvGraphicFramePr/>
+                      <a:graphic xmlns:a="http://schemas.openxmlformats.org/drawingml/2006/main">
+                        <a:graphicData uri="http://schemas.microsoft.com/office/word/2010/wordprocessingInk">
+                          <w14:contentPart bwMode="auto" r:id="rId7">
+                            <w14:nvContentPartPr>
+                              <w14:cNvContentPartPr/>
+                            </w14:nvContentPartPr>
+                            <w14:xfrm>
+                              <a:off x="0" y="0"/>
+                              <a:ext cx="1792605" cy="410845"/>
+                            </w14:xfrm>
+                          </w14:contentPart>
+                        </a:graphicData>
+                      </a:graphic>
+                    </wp:anchor>
+                  </w:drawing>
+                </mc:Choice>
+                <mc:Fallback>
+                  <w:pict>
+                    <v:shapetype w14:anchorId="272B4347" id="_x0000_t75" coordsize="21600,21600" o:spt="75" o:preferrelative="t" path="m@4@5l@4@11@9@11@9@5xe" filled="f" stroked="f">
+                      <v:stroke joinstyle="miter"/>
+                      <v:formulas>
+                        <v:f eqn="if lineDrawn pixelLineWidth 0"/>
+                        <v:f eqn="sum @0 1 0"/>
+                        <v:f eqn="sum 0 0 @1"/>
+                        <v:f eqn="prod @2 1 2"/>
+                        <v:f eqn="prod @3 21600 pixelWidth"/>
+                        <v:f eqn="prod @3 21600 pixelHeight"/>
+                        <v:f eqn="sum @0 0 1"/>
+                        <v:f eqn="prod @6 1 2"/>
+                        <v:f eqn="prod @7 21600 pixelWidth"/>
+                        <v:f eqn="sum @8 21600 0"/>
+                        <v:f eqn="prod @7 21600 pixelHeight"/>
+                        <v:f eqn="sum @10 21600 0"/>
+                      </v:formulas>
+                      <v:path o:extrusionok="f" gradientshapeok="t" o:connecttype="rect"/>
+                      <o:lock v:ext="edit" aspectratio="t"/>
+                    </v:shapetype>
+                    <v:shape id="Ink 1" o:spid="_x0000_s1026" type="#_x0000_t75" style="position:absolute;margin-left:23.15pt;margin-top:-15.7pt;width:142.1pt;height:33.3pt;z-index:251659264;visibility:visible;mso-wrap-style:square;mso-wrap-distance-left:9pt;mso-wrap-distance-top:0;mso-wrap-distance-right:9pt;mso-wrap-distance-bottom:0;mso-position-horizontal:absolute;mso-position-horizontal-relative:text;mso-position-vertical:absolute;mso-position-vertical-relative:text" o:gfxdata="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">
+                      <v:imagedata r:id="rId8" o:title=""/>
+                    </v:shape>
+                  </w:pict>
+                </mc:Fallback>
+              </mc:AlternateContent>
+            </w:r>
+          </w:p>
           <w:p/>
         </w:tc>
       </w:tr>
@@ -347,7 +437,7 @@
     </w:tbl>
     <w:p/>
     <w:sectPr>
-      <w:footerReference w:type="default" r:id="rId7"/>
+      <w:footerReference w:type="default" r:id="rId9"/>
       <w:pgSz w:w="11906" w:h="16838"/>
       <w:pgMar w:top="1440" w:right="1440" w:bottom="1440" w:left="1440" w:header="708" w:footer="708" w:gutter="0"/>
       <w:cols w:space="708"/>
@@ -992,6 +1082,33 @@
 </w:styles>
 </file>
 
+<file path=word/ink/ink1.xml><?xml version="1.0" encoding="utf-8"?>
+<inkml:ink xmlns:inkml="http://www.w3.org/2003/InkML">
+  <inkml:definitions>
+    <inkml:context xml:id="ctx0">
+      <inkml:inkSource xml:id="inkSrc0">
+        <inkml:traceFormat>
+          <inkml:channel name="X" type="integer" min="-2.14748E9" max="2.14748E9" units="cm"/>
+          <inkml:channel name="Y" type="integer" min="-2.14748E9" max="2.14748E9" units="cm"/>
+          <inkml:channel name="F" type="integer" max="32767" units="dev"/>
+        </inkml:traceFormat>
+        <inkml:channelProperties>
+          <inkml:channelProperty channel="X" name="resolution" value="1000" units="1/cm"/>
+          <inkml:channelProperty channel="Y" name="resolution" value="1000" units="1/cm"/>
+          <inkml:channelProperty channel="F" name="resolution" value="0" units="1/dev"/>
+        </inkml:channelProperties>
+      </inkml:inkSource>
+      <inkml:timestamp xml:id="ts0" timeString="2026-05-05T09:46:39.423"/>
+    </inkml:context>
+    <inkml:brush xml:id="br0">
+      <inkml:brushProperty name="width" value="0.035" units="cm"/>
+      <inkml:brushProperty name="height" value="0.035" units="cm"/>
+    </inkml:brush>
+  </inkml:definitions>
+  <inkml:trace contextRef="#ctx0" brushRef="#br0">1005 976 24575,'0'-976'0,"0"984"0,1 0 0,0 0 0,1-1 0,-1 1 0,1-1 0,1 1 0,-1-1 0,1 0 0,7 12 0,5 4 0,25 32 0,-2-2 0,92 128 0,-130-181 0,0 0 0,0 0 0,0 0 0,0 0 0,0 0 0,0 0 0,0 1 0,0-1 0,0 0 0,0 0 0,0 0 0,1 0 0,-1 0 0,0 0 0,0 0 0,0 0 0,0 1 0,0-1 0,0 0 0,0 0 0,1 0 0,-1 0 0,0 0 0,0 0 0,0 0 0,0 0 0,0 0 0,1 0 0,-1 0 0,0 0 0,0 0 0,0 0 0,0 0 0,0 0 0,1 0 0,-1 0 0,0 0 0,0 0 0,0 0 0,0 0 0,0 0 0,1-1 0,-1 1 0,0 0 0,0 0 0,0 0 0,0 0 0,0 0 0,0 0 0,0 0 0,0 0 0,1-1 0,-1 1 0,0 0 0,0 0 0,0 0 0,0 0 0,0 0 0,0-1 0,3-14 0,-3-19 0,0 34 0,-2-46 0,-1-2 0,5-57 0,-2 104 0,0-1 0,0 1 0,0 0 0,0-1 0,0 1 0,1 0 0,-1-1 0,0 1 0,0 0 0,1-1 0,-1 1 0,1 0 0,-1 0 0,1-1 0,0 1 0,0 0 0,-1 0 0,1 0 0,0 0 0,0 0 0,0 0 0,0 0 0,0 0 0,2-1 0,-1 2 0,-1 0 0,0 0 0,1 0 0,-1 1 0,0-1 0,1 0 0,-1 1 0,0-1 0,1 0 0,-1 1 0,0 0 0,0-1 0,1 1 0,-1 0 0,0 0 0,0 0 0,0-1 0,0 1 0,1 2 0,5 4 0,0 1 0,-1 0 0,0 0 0,0 0 0,7 15 0,-1 4 0,-1 0 0,-2 1 0,0 1 0,-2-1 0,-1 1 0,-2 0 0,0 1 0,-1 45 0,-3-56 0,2 1 0,0 0 0,2-1 0,0 0 0,13 36 0,-2 38 0,-15-92 0,0-1 0,1 0 0,-1 1 0,0-1 0,0 1 0,0-1 0,0 1 0,0-1 0,0 0 0,0 1 0,1-1 0,-1 0 0,0 1 0,0-1 0,1 1 0,-1-1 0,0 0 0,0 0 0,1 1 0,-1-1 0,0 0 0,1 1 0,-1-1 0,0 0 0,1 0 0,-1 0 0,1 1 0,-1-1 0,0 0 0,1 0 0,-1 0 0,1 0 0,-1 0 0,0 0 0,1 0 0,10-12 0,2-22 0,-5 1 0,-1-1 0,-2-1 0,-2 1 0,0-44 0,-3 75 0,0-1 0,0 1 0,0 0 0,0 0 0,0-1 0,0 1 0,1 0 0,0 0 0,0-1 0,0 1 0,0 0 0,0 0 0,1 0 0,-1 0 0,1 1 0,0-1 0,-1 0 0,1 1 0,1-1 0,-1 1 0,0-1 0,1 1 0,-1 0 0,1 0 0,-1 0 0,1 1 0,0-1 0,0 0 0,0 1 0,0 0 0,0 0 0,0 0 0,0 0 0,4 0 0,71-12 0,8-1 0,-77 12 0,0-1 0,0 0 0,0 0 0,-1-1 0,1 0 0,14-10 0,-19 10 0,0 0 0,-1 1 0,1-1 0,-1-1 0,0 1 0,0 0 0,-1-1 0,1 0 0,-1 1 0,0-1 0,0 0 0,-1 0 0,0 0 0,1 0 0,-2-1 0,1 1 0,0 0 0,-1 0 0,0 0 0,-1-7 0,0-2 0,-1 0 0,0 0 0,-1 1 0,0-1 0,-1 1 0,-8-20 0,3 13 0,6 12 0,0 0 0,-1 0 0,0 0 0,0 1 0,-8-10 0,12 17 0,0 0 0,0-1 0,0 1 0,0 0 0,-1 0 0,1-1 0,0 1 0,0 0 0,-1 0 0,1 0 0,0-1 0,0 1 0,0 0 0,-1 0 0,1 0 0,0 0 0,-1 0 0,1 0 0,0 0 0,0-1 0,-1 1 0,1 0 0,0 0 0,-1 0 0,1 0 0,0 0 0,0 0 0,-1 0 0,1 0 0,0 1 0,-1-1 0,1 0 0,0 0 0,0 0 0,-1 0 0,1 0 0,0 0 0,0 0 0,-1 1 0,1-1 0,0 0 0,0 0 0,-1 0 0,1 1 0,0-1 0,0 0 0,-8 20 0,2 25 0,3 380 0,6-214 0,-4-144 0,3 75 0,-2-140 0,0 0 0,0 0 0,0 0 0,1 0 0,-1 0 0,1 0 0,-1 0 0,1-1 0,0 1 0,0 0 0,0 0 0,0-1 0,0 1 0,0 0 0,0-1 0,1 0 0,-1 1 0,0-1 0,1 1 0,-1-1 0,1 0 0,0 0 0,-1 0 0,1 0 0,0 0 0,0 0 0,-1-1 0,1 1 0,0-1 0,0 1 0,0-1 0,0 1 0,0-1 0,0 0 0,0 0 0,0 0 0,0 0 0,0-1 0,0 1 0,0 0 0,1-1 0,5-1 0,0 0 0,0 0 0,-1-1 0,1 0 0,-1 0 0,1 0 0,-1-1 0,12-9 0,13-16 0,-1-2 0,-2-1 0,37-51 0,28-30 0,-49 68 0,-25 26 0,-1-1 0,-1 0 0,22-33 0,-30 25 0,-14 20 0,-11 14 0,-2 6 0,1 1 0,1 1 0,0 0 0,-25 33 0,12-8 0,-25 42 0,51-77 0,0 0 0,0-1 0,0 1 0,1 0 0,-1 0 0,1 0 0,0 0 0,0 0 0,0 8 0,1-11 0,0 1 0,0-1 0,0 0 0,1 0 0,-1 1 0,0-1 0,1 0 0,-1 0 0,1 0 0,0 1 0,-1-1 0,1 0 0,0 0 0,-1 0 0,1 0 0,0 0 0,0 0 0,0-1 0,0 1 0,0 0 0,0 0 0,0-1 0,0 1 0,0 0 0,1-1 0,-1 1 0,0-1 0,0 1 0,0-1 0,1 0 0,-1 0 0,0 1 0,0-1 0,1 0 0,-1 0 0,3-1 0,12 2 0,1-2 0,0 0 0,-1-2 0,1 1 0,-1-2 0,0 0 0,31-13 0,107-58 0,-125 59 0,-21 12 0,-1 0 0,1-1 0,-1 0 0,0 0 0,0-1 0,-1 0 0,0 0 0,0 0 0,0-1 0,-1 0 0,0 0 0,0-1 0,5-11 0,-7 13 0,-1-1 0,0 1 0,-1 0 0,0 0 0,0-1 0,0 1 0,0-1 0,-1 1 0,0-1 0,-1 1 0,0-1 0,0 1 0,0 0 0,0-1 0,-1 1 0,0 0 0,-1 0 0,-5-10 0,6 11 0,-1 0 0,0 0 0,-1 1 0,1-1 0,-1 1 0,0 0 0,0 0 0,0 0 0,-9-5 0,11 7 0,0 1 0,0 0 0,-1-1 0,1 1 0,-1 0 0,1 1 0,-1-1 0,1 0 0,-1 1 0,0-1 0,1 1 0,-1 0 0,0 0 0,1 0 0,-1 0 0,0 0 0,1 1 0,-1-1 0,1 1 0,-1-1 0,1 1 0,-6 2 0,6-1 0,0 0 0,-1 0 0,1 0 0,0 0 0,0 1 0,0-1 0,0 0 0,1 1 0,-1 0 0,1-1 0,-1 1 0,1 0 0,0 0 0,0-1 0,0 1 0,0 0 0,1 0 0,-1 0 0,1 5 0,-2 10 0,2-1 0,1 22 0,0-23 0,-1-10 0,1 0 0,-1 0 0,1 0 0,0 0 0,1 0 0,0 0 0,-1-1 0,2 1 0,-1-1 0,1 1 0,0-1 0,0 0 0,0 0 0,7 9 0,-4-9 0,0 0 0,0 0 0,0-1 0,0 0 0,1 0 0,0 0 0,0-1 0,0 0 0,0 0 0,0 0 0,10 1 0,6 0 0,1-1 0,0-1 0,0-1 0,0-1 0,0-1 0,0-1 0,28-7 0,-48 9 0,-3 0 0,0-1 0,0 1 0,0 0 0,0 0 0,0-1 0,0 1 0,1 0 0,-1 0 0,0 0 0,0 0 0,0 1 0,0-1 0,0 0 0,0 0 0,0 1 0,0-1 0,0 0 0,0 1 0,0-1 0,0 1 0,0 0 0,-1-1 0,1 1 0,0-1 0,0 1 0,0 0 0,-1 0 0,1 0 0,0-1 0,-1 1 0,1 0 0,-1 0 0,1 0 0,-1 0 0,1 0 0,-1 0 0,0 0 0,0 0 0,1 0 0,-1 0 0,0 0 0,0 0 0,0 0 0,0 0 0,0 0 0,0 0 0,0 1 0,0-1 0,-1 1 0,-1 9 0,-1 0 0,0-1 0,0 0 0,-6 11 0,4-8 0,1-2 0,-2 3 0,2-1 0,-1 0 0,-3 25 0,8-35 0,-1 0 0,1-1 0,0 1 0,0-1 0,0 1 0,1 0 0,-1-1 0,1 1 0,-1-1 0,1 1 0,2 3 0,-3-5 0,1 1 0,0-1 0,0 0 0,0 0 0,0 0 0,0 0 0,0 0 0,0 0 0,1 0 0,-1 0 0,0-1 0,0 1 0,1 0 0,-1-1 0,0 1 0,1-1 0,-1 1 0,1-1 0,-1 0 0,1 1 0,2-1 0,-2 0 0,1 0 0,0 0 0,-1-1 0,1 1 0,-1-1 0,1 1 0,0-1 0,-1 0 0,1 0 0,-1 0 0,0 0 0,1-1 0,-1 1 0,0-1 0,0 1 0,0-1 0,0 0 0,0 0 0,0 1 0,0-2 0,0 1 0,-1 0 0,1 0 0,-1 0 0,0-1 0,2-4 0,3-7 0,0-1 0,-1 0 0,4-22 0,-5 21 0,3-13 0,-1 1 0,-2-1 0,-1 0 0,-2 0 0,-3-55 0,1 79 0,0-1 0,-1 0 0,0 0 0,0 1 0,-1-1 0,0 1 0,0-1 0,0 1 0,0 0 0,-1 0 0,0 1 0,0-1 0,0 1 0,0 0 0,-1 0 0,0 0 0,1 1 0,-2-1 0,1 1 0,0 0 0,0 1 0,-1-1 0,-7-1 0,2 0 0,0 0 0,0 1 0,-1 0 0,1 1 0,-1 0 0,1 1 0,-1 1 0,1 0 0,-1 0 0,0 1 0,-16 3 0,24-3 0,0 1 0,0-1 0,0 1 0,1 0 0,-1 1 0,0-1 0,1 0 0,-1 1 0,1 0 0,0 0 0,0 0 0,0 0 0,0 1 0,0-1 0,1 1 0,0-1 0,-1 1 0,1 0 0,1 0 0,-1 0 0,1 0 0,-1 0 0,1 0 0,0 0 0,0 7 0,0-3 0,0 0 0,0 0 0,1 0 0,1 0 0,-1 0 0,1 1 0,0-1 0,1 0 0,0-1 0,1 1 0,-1 0 0,8 14 0,-7-18 0,0 0 0,1 0 0,-1 0 0,1 0 0,0-1 0,0 1 0,0-1 0,0 0 0,1 0 0,-1-1 0,1 0 0,0 1 0,0-1 0,0-1 0,-1 1 0,2-1 0,-1 0 0,0 0 0,0 0 0,0-1 0,0 0 0,9 0 0,-3-1 0,1 1 0,-1-2 0,0 0 0,1 0 0,-1-1 0,0 0 0,0-1 0,-1 0 0,15-9 0,-8 2 0,-1-1 0,0-1 0,27-30 0,-26 26 0,1 0 0,22-16 0,-28 25 0,0 0 0,1 1 0,0 0 0,0 1 0,1 1 0,0 0 0,0 1 0,0 0 0,0 1 0,1 1 0,-1 0 0,1 1 0,-1 0 0,1 2 0,15 1 0,-28-2 0,0 0 0,0 1 0,0-1 0,-1 0 0,1 1 0,0 0 0,0-1 0,0 1 0,0 0 0,-1 0 0,1 0 0,0 0 0,-1 0 0,1 0 0,-1 0 0,1 1 0,-1-1 0,0 1 0,1-1 0,-1 1 0,0-1 0,0 1 0,0 0 0,0-1 0,0 1 0,-1 0 0,1 0 0,-1 0 0,1 0 0,-1-1 0,1 1 0,-1 0 0,0 0 0,0 3 0,0 6 0,-1 1 0,0 0 0,-1-1 0,-5 20 0,3-12 0,-69 261 0,53-200 0,-8 20 0,25-93 0,0 0 0,-1-1 0,0 1 0,0-1 0,0 0 0,-1 0 0,1 0 0,-2 0 0,1-1 0,-10 7 0,13-10 0,0 0 0,-1 0 0,1 0 0,0-1 0,-1 1 0,1-1 0,-1 0 0,0 0 0,1 0 0,-1 0 0,0 0 0,0-1 0,1 1 0,-1-1 0,0 0 0,0 0 0,0 0 0,0 0 0,0 0 0,1 0 0,-1-1 0,0 0 0,0 1 0,0-1 0,1 0 0,-1 0 0,1 0 0,-1-1 0,0 1 0,-1-2 0,-4-5 0,1 0 0,0 1 0,0-2 0,1 1 0,0-1 0,1 0 0,0-1 0,0 1 0,1-1 0,0 0 0,1 0 0,0 0 0,0 0 0,1-1 0,-1-17 0,1-9 0,1 1 0,1-1 0,7-43 0,0 17 0,19-75 0,-20 115 0,2-1 0,0 1 0,1 0 0,1 1 0,2 0 0,17-26 0,-24 40 0,1 0 0,0 1 0,0 0 0,1 0 0,0 0 0,0 1 0,0 0 0,1 0 0,0 1 0,0 0 0,0 0 0,1 1 0,0 0 0,-1 0 0,2 1 0,-1 0 0,0 1 0,0 0 0,1 0 0,-1 1 0,1 1 0,-1-1 0,1 2 0,0-1 0,17 4 0,-9 1 0,-1 0 0,0 2 0,0 0 0,0 1 0,-1 0 0,0 1 0,-1 1 0,0 1 0,0 0 0,-1 1 0,-1 0 0,0 1 0,0 1 0,-2 0 0,0 0 0,0 1 0,-1 1 0,-1 0 0,-1 0 0,10 26 0,-16-36 0,-1-1 0,1 0 0,-2 1 0,1-1 0,0 1 0,-1-1 0,0 1 0,0-1 0,-1 1 0,0-1 0,0 1 0,0-1 0,0 0 0,-1 1 0,0-1 0,0 0 0,0 0 0,-1 0 0,0 0 0,0-1 0,0 1 0,0-1 0,-1 1 0,1-1 0,-1 0 0,0-1 0,-1 1 0,1-1 0,-6 4 0,-3 1 0,0 0 0,0-1 0,-1-1 0,0 0 0,0-1 0,0 0 0,-1-1 0,0-1 0,-25 3 0,39-5 0,-1-1 0,0 0 0,1 0 0,-1 0 0,0 0 0,0 0 0,1 0 0,-1 0 0,0-1 0,1 1 0,-1 0 0,0-1 0,1 1 0,-1-1 0,1 0 0,-1 0 0,1 0 0,-1 1 0,1-1 0,0 0 0,-1-1 0,1 1 0,0 0 0,0 0 0,-2-3 0,2 2 0,1 1 0,0-1 0,-1 1 0,1-1 0,0 1 0,0-1 0,0 0 0,0 1 0,0-1 0,1 1 0,-1-1 0,0 1 0,1-1 0,-1 1 0,1-1 0,-1 1 0,1-1 0,0 1 0,0-1 0,0 1 0,0 0 0,0 0 0,0-1 0,0 1 0,0 0 0,2-2 0,4-2 0,0-1 0,0 1 0,0 1 0,1-1 0,0 1 0,-1 0 0,2 1 0,-1 0 0,0 0 0,0 1 0,1 0 0,-1 1 0,10-1 0,18 0 0,68 4 0,-42 1 0,-50-3 0,0-1 0,0 1 0,0-2 0,0 0 0,0 0 0,0-1 0,0-1 0,19-8 0,-26 10 0,-1-1 0,0 1 0,0-1 0,0 1 0,0-1 0,-1-1 0,1 1 0,-1 0 0,0-1 0,1 0 0,-2 1 0,1-1 0,0 0 0,-1-1 0,0 1 0,0 0 0,0-1 0,0 1 0,-1-1 0,0 0 0,0 1 0,0-1 0,-1 0 0,1-9 0,-2 3 0,0 0 0,-1 0 0,0 0 0,-1 0 0,0 0 0,-1 1 0,-7-16 0,-4-4 0,-23-33 0,34 57 0,-1 0 0,1 0 0,-1 0 0,0 1 0,-1 0 0,1 0 0,-1 0 0,0 1 0,0-1 0,-1 1 0,1 1 0,-1 0 0,-11-5 0,14 7 0,1 0 0,-1 0 0,0 1 0,0-1 0,0 1 0,0 0 0,0 0 0,0 0 0,0 0 0,0 1 0,0 0 0,1 0 0,-1 0 0,0 0 0,0 0 0,1 1 0,-1-1 0,1 1 0,-1 0 0,1 0 0,0 1 0,0-1 0,0 1 0,0-1 0,0 1 0,-4 6 0,-2 2 0,1 0 0,0 1 0,1 0 0,0 0 0,1 1 0,1 0 0,0 0 0,0 0 0,1 0 0,-2 20 0,5-27 0,0 0 0,1 0 0,0 0 0,0 0 0,1 0 0,-1 0 0,1 0 0,0 0 0,1 0 0,0 0 0,0 0 0,0-1 0,0 1 0,1-1 0,0 1 0,0-1 0,1 0 0,-1 0 0,1-1 0,0 1 0,1-1 0,-1 0 0,1 0 0,-1 0 0,11 6 0,7 1 0,-1-1 0,2-1 0,-1 0 0,1-2 0,0-1 0,1 0 0,-1-2 0,1-1 0,0-1 0,0-1 0,47-4 0,-67 3 0,1 0 0,-1-1 0,1 0 0,-1 0 0,1 0 0,-1-1 0,0 1 0,1-1 0,-1 0 0,0 0 0,0-1 0,-1 1 0,1-1 0,0 0 0,-1 0 0,5-5 0,-4 3 0,0-1 0,-1 1 0,0-1 0,0 0 0,0 0 0,-1 0 0,0 0 0,0 0 0,0-1 0,-1 1 0,1-8 0,1-5 0,-2 0 0,0 0 0,-1 0 0,-1 0 0,0 0 0,-2 0 0,0 0 0,-1 0 0,-1 0 0,-1 1 0,-1 0 0,0 0 0,-12-19 0,18 34 0,-1 0 0,1 1 0,0-1 0,-1 0 0,2 0 0,-1 0 0,0 1 0,0-1 0,1 0 0,-1-4 0,1 7 0,0-1 0,0 1 0,1-1 0,-1 1 0,0-1 0,0 1 0,0 0 0,0-1 0,0 1 0,0-1 0,1 1 0,-1-1 0,0 1 0,0 0 0,1-1 0,-1 1 0,0 0 0,0-1 0,1 1 0,-1 0 0,0-1 0,1 1 0,-1 0 0,1 0 0,-1-1 0,1 1 0,0 0 0,0 0 0,1 0 0,-1 0 0,0 0 0,1 0 0,-1 0 0,0 0 0,0 0 0,1 1 0,-1-1 0,0 0 0,0 1 0,0-1 0,2 2 0,3 2 0,0-1 0,0 2 0,-1-1 0,1 0 0,-1 1 0,0 0 0,-1 0 0,8 11 0,31 53 0,-25-39 0,4 5 0,-1 0 0,-2 1 0,-1 2 0,-2 0 0,21 77 0,-35-102 0,-1-9 0,-1 0 0,1-1 0,-1 1 0,1-1 0,0 1 0,0-1 0,1 1 0,-1-1 0,1 0 0,0 0 0,-1 0 0,2 0 0,1 3 0,-3-5 0,-1-1 0,1 0 0,-1 0 0,1 0 0,-1 1 0,1-1 0,-1 0 0,1 0 0,-1 0 0,1 0 0,0 0 0,-1 0 0,1 0 0,-1 0 0,1 0 0,-1 0 0,1 0 0,-1-1 0,1 1 0,0 0 0,-1 0 0,1 0 0,-1-1 0,1 1 0,-1 0 0,0-1 0,1 1 0,-1 0 0,1-1 0,-1 1 0,1-1 0,-1 1 0,0 0 0,1-1 0,-1 1 0,0-1 0,0 1 0,1-2 0,11-21 0,-11 21 0,28-63 0,-8 14 0,2 1 0,2 2 0,41-59 0,-52 87 0,2 1 0,0 0 0,1 1 0,1 0 0,1 2 0,0 0 0,1 1 0,1 1 0,0 1 0,45-20 0,94-28 0,-130 51 0,1 2 0,0 1 0,40-3 0,-220 12 0,45-2 0,-144 5 0,-133 7-785,-120 9-2357,-1195 72 640,-14 68 1179,1675-158 1903,-50 9 3163,79-11-3518,0 1-1,1-1 1,-1 1 0,1 0-1,-1 0 1,1 1-1,0 0 1,0 0-1,0 0 1,0 0-1,-4 5 1,9-7-210,-1-1-1,1 0 1,0 1 0,0-1-1,-1 0 1,1 1-1,0-1 1,0 0 0,0 1-1,-1-1 1,1 0 0,0 1-1,0-1 1,0 0 0,0 1-1,0-1 1,0 1 0,0-1-1,0 0 1,0 1-1,0-1 1,0 0 0,0 1-1,0-1 1,0 1 0,0-1-1,0 0 1,1 1 0,-1-1-1,0 0 1,0 1 0,0-1-1,0 0 1,1 1-1,-1-1 1,0 0 0,0 0-1,1 1 1,-1-1 0,0 0-1,1 0 1,-1 1 0,0-1-1,1 0 1,-1 0 0,0 0-1,1 0 1,-1 1 0,0-1-1,1 0 1,-1 0-1,1 0 1,24 7-83,-23-7 94,90 10-26,-45-6 0,1540 156-2180,-1274-124 2097,796 96-508,-1018-121 1543,1-5-1,170-8 0,-247 0-951,-1 0 0,-1-1 0,1 0 0,0-1 0,-1-1 0,0 0 0,15-8 0,-71 20 0,-147 40-633,-2-8-1,-264 18 1,-390-25-1267,363-36 1880,322-5-415,-159-29 1,287 32-3068</inkml:trace>
+</inkml:ink>
+</file>
+
 <file path=word/theme/theme1.xml><?xml version="1.0" encoding="utf-8"?>
 <a:theme xmlns:a="http://schemas.openxmlformats.org/drawingml/2006/main" name="Office Theme">
   <a:themeElements>

--- a/Group Contributions Form.docx
+++ b/Group Contributions Form.docx
@@ -430,14 +430,79 @@
           </w:tcPr>
           <w:p/>
           <w:p/>
-          <w:p/>
+          <w:p>
+            <w:r>
+              <w:rPr>
+                <w:noProof/>
+              </w:rPr>
+              <mc:AlternateContent>
+                <mc:Choice Requires="wpi">
+                  <w:drawing>
+                    <wp:anchor distT="0" distB="0" distL="114300" distR="114300" simplePos="0" relativeHeight="251663360" behindDoc="0" locked="0" layoutInCell="1" allowOverlap="1" wp14:anchorId="7D6C75B3" wp14:editId="23D5FDE8">
+                      <wp:simplePos x="0" y="0"/>
+                      <wp:positionH relativeFrom="column">
+                        <wp:posOffset>219075</wp:posOffset>
+                      </wp:positionH>
+                      <wp:positionV relativeFrom="paragraph">
+                        <wp:posOffset>-160655</wp:posOffset>
+                      </wp:positionV>
+                      <wp:extent cx="1183575" cy="452010"/>
+                      <wp:effectExtent l="38100" t="38100" r="36195" b="43815"/>
+                      <wp:wrapNone/>
+                      <wp:docPr id="1191452306" name="Ink 16"/>
+                      <wp:cNvGraphicFramePr/>
+                      <a:graphic xmlns:a="http://schemas.openxmlformats.org/drawingml/2006/main">
+                        <a:graphicData uri="http://schemas.microsoft.com/office/word/2010/wordprocessingInk">
+                          <w14:contentPart bwMode="auto" r:id="rId9">
+                            <w14:nvContentPartPr>
+                              <w14:cNvContentPartPr/>
+                            </w14:nvContentPartPr>
+                            <w14:xfrm>
+                              <a:off x="0" y="0"/>
+                              <a:ext cx="1183575" cy="452010"/>
+                            </w14:xfrm>
+                          </w14:contentPart>
+                        </a:graphicData>
+                      </a:graphic>
+                    </wp:anchor>
+                  </w:drawing>
+                </mc:Choice>
+                <mc:Fallback>
+                  <w:pict>
+                    <v:shapetype w14:anchorId="48AA26E7" id="_x0000_t75" coordsize="21600,21600" o:spt="75" o:preferrelative="t" path="m@4@5l@4@11@9@11@9@5xe" filled="f" stroked="f">
+                      <v:stroke joinstyle="miter"/>
+                      <v:formulas>
+                        <v:f eqn="if lineDrawn pixelLineWidth 0"/>
+                        <v:f eqn="sum @0 1 0"/>
+                        <v:f eqn="sum 0 0 @1"/>
+                        <v:f eqn="prod @2 1 2"/>
+                        <v:f eqn="prod @3 21600 pixelWidth"/>
+                        <v:f eqn="prod @3 21600 pixelHeight"/>
+                        <v:f eqn="sum @0 0 1"/>
+                        <v:f eqn="prod @6 1 2"/>
+                        <v:f eqn="prod @7 21600 pixelWidth"/>
+                        <v:f eqn="sum @8 21600 0"/>
+                        <v:f eqn="prod @7 21600 pixelHeight"/>
+                        <v:f eqn="sum @10 21600 0"/>
+                      </v:formulas>
+                      <v:path o:extrusionok="f" gradientshapeok="t" o:connecttype="rect"/>
+                      <o:lock v:ext="edit" aspectratio="t"/>
+                    </v:shapetype>
+                    <v:shape id="Ink 16" o:spid="_x0000_s1026" type="#_x0000_t75" style="position:absolute;margin-left:16.75pt;margin-top:-13.15pt;width:94.2pt;height:36.6pt;z-index:251663360;visibility:visible;mso-wrap-style:square;mso-wrap-distance-left:9pt;mso-wrap-distance-top:0;mso-wrap-distance-right:9pt;mso-wrap-distance-bottom:0;mso-position-horizontal:absolute;mso-position-horizontal-relative:text;mso-position-vertical:absolute;mso-position-vertical-relative:text" o:gfxdata="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">
+                      <v:imagedata r:id="rId10" o:title=""/>
+                    </v:shape>
+                  </w:pict>
+                </mc:Fallback>
+              </mc:AlternateContent>
+            </w:r>
+          </w:p>
           <w:p/>
         </w:tc>
       </w:tr>
     </w:tbl>
     <w:p/>
     <w:sectPr>
-      <w:footerReference w:type="default" r:id="rId9"/>
+      <w:footerReference w:type="default" r:id="rId11"/>
       <w:pgSz w:w="11906" w:h="16838"/>
       <w:pgMar w:top="1440" w:right="1440" w:bottom="1440" w:left="1440" w:header="708" w:footer="708" w:gutter="0"/>
       <w:cols w:space="708"/>
@@ -1109,6 +1174,35 @@
 </inkml:ink>
 </file>
 
+<file path=word/ink/ink2.xml><?xml version="1.0" encoding="utf-8"?>
+<inkml:ink xmlns:inkml="http://www.w3.org/2003/InkML">
+  <inkml:definitions>
+    <inkml:context xml:id="ctx0">
+      <inkml:inkSource xml:id="inkSrc0">
+        <inkml:traceFormat>
+          <inkml:channel name="X" type="integer" min="-2.14748E9" max="2.14748E9" units="cm"/>
+          <inkml:channel name="Y" type="integer" min="-2.14748E9" max="2.14748E9" units="cm"/>
+          <inkml:channel name="F" type="integer" max="32767" units="dev"/>
+        </inkml:traceFormat>
+        <inkml:channelProperties>
+          <inkml:channelProperty channel="X" name="resolution" value="1000" units="1/cm"/>
+          <inkml:channelProperty channel="Y" name="resolution" value="1000" units="1/cm"/>
+          <inkml:channelProperty channel="F" name="resolution" value="0" units="1/dev"/>
+        </inkml:channelProperties>
+      </inkml:inkSource>
+      <inkml:timestamp xml:id="ts0" timeString="2026-05-05T09:51:22.893"/>
+    </inkml:context>
+    <inkml:brush xml:id="br0">
+      <inkml:brushProperty name="width" value="0.035" units="cm"/>
+      <inkml:brushProperty name="height" value="0.035" units="cm"/>
+    </inkml:brush>
+  </inkml:definitions>
+  <inkml:trace contextRef="#ctx0" brushRef="#br0">421 423 24575,'0'9'0,"0"12"0,0 11 0,0 10 0,-14 1 0,-4-1 0,1 1 0,3-3 0,-10 2 0,0-3 0,4-3 0,-4-3 0,2-3 0,1-6 0,-1-8 0,3-24 0,5-24 0,5-7-8191</inkml:trace>
+  <inkml:trace contextRef="#ctx0" brushRef="#br0" timeOffset="515.43">25 527 24575,'-1'1'0,"0"-1"0,0 0 0,0 0 0,0 0 0,0-1 0,0 1 0,0 0 0,0 0 0,0 0 0,0-1 0,1 1 0,-1 0 0,0-1 0,0 1 0,0-1 0,1 1 0,-1-1 0,0 1 0,0-1 0,1 0 0,-1 1 0,0-1 0,1 0 0,-1 0 0,1 1 0,-1-1 0,1 0 0,-1 0 0,1 0 0,0 0 0,-1 1 0,1-1 0,0 0 0,0 0 0,0 0 0,0 0 0,-1 0 0,1 0 0,0 0 0,1 0 0,-1 0 0,0 0 0,0 0 0,0 1 0,0-1 0,1 0 0,0-1 0,0-4 0,1 1 0,0 0 0,0-1 0,1 1 0,-1 0 0,1 0 0,5-5 0,3-4 0,2 1 0,-1 1 0,2 0 0,0 0 0,23-13 0,84-44 0,-93 54 0,79-44 0,134-67 0,-195 105 0,2 1 0,1 3 0,61-13 0,-107 29 8,1 0 0,0 0 0,-1 1 0,1-1 0,0 1 0,-1 0 0,1 0 0,-1 0 0,1 1 0,0-1 0,-1 1 0,1 0 0,5 2 0,-6-2-95,-1 1 0,0 0 0,1 0 0,-1 0 0,0 1 0,0-1 1,0 1-1,0-1 0,-1 1 0,1-1 0,-1 1 0,1 0 0,-1 0 1,0 0-1,0-1 0,1 5 0,8 34-6739</inkml:trace>
+  <inkml:trace contextRef="#ctx0" brushRef="#br0" timeOffset="1881.58">951 265 24575,'0'43'0,"-1"-1"0,-2 1 0,-2-1 0,-18 71 0,7-65 0,-3-1 0,-1 0 0,-43 68 0,19-43 0,237-225 0,-190 150 0,7-5 0,1 0 0,-1 0 0,1 1 0,0 0 0,13-5 0,-22 12 0,0-1 0,0 0 0,0 0 0,0 1 0,0 0 0,0-1 0,0 1 0,0 0 0,0 0 0,0 0 0,0 0 0,0 0 0,0 0 0,0 0 0,0 1 0,0-1 0,0 1 0,-1 0 0,1-1 0,0 1 0,0 0 0,0 0 0,-1 0 0,1 0 0,0 1 0,-1-1 0,1 0 0,-1 1 0,0-1 0,1 1 0,-1-1 0,0 1 0,0-1 0,0 1 0,0 0 0,0 0 0,0 0 0,0 0 0,-1-1 0,1 4 0,5 12 0,-2 0 0,0 1 0,-1 0 0,-1 0 0,1 21 0,-7 97 0,-1-41 0,6-92 0,-1 0 0,0 0 0,0 0 0,1 0 0,0 0 0,-1 0 0,1 0 0,0 0 0,0-1 0,1 1 0,-1 0 0,1-1 0,-1 1 0,1-1 0,0 1 0,0-1 0,4 4 0,-1-2 0,1 0 0,-1 0 0,1 0 0,0-1 0,0 0 0,0-1 0,12 5 0,8-1 0,0-1 0,0-1 0,31 1 0,-48-5 0,3 1 0,0-2 0,0 0 0,0 0 0,0-1 0,0 0 0,0-1 0,0 0 0,-1-1 0,0-1 0,0 0 0,0 0 0,0-1 0,15-11 0,10-11 0,-1-1 0,42-45 0,16-14 0,-56 58 0,-1-2 0,48-56 0,-72 74 0,-1-1 0,-1-1 0,0 0 0,-1-1 0,-1 1 0,0-2 0,-2 1 0,0-1 0,6-29 0,-7 9 0,-1-1 0,-4-73 0,-1 95 0,2 15 0,-1-1 0,0 0 0,0 1 0,-1-1 0,1 0 0,0 1 0,-1-1 0,0 0 0,0 1 0,0-1 0,0 1 0,0-1 0,0 1 0,0 0 0,-1-1 0,1 1 0,-1 0 0,0 0 0,0 0 0,-3-3 0,2 4 0,1-1 0,-1 1 0,0 0 0,1 1 0,-1-1 0,0 0 0,0 1 0,1 0 0,-1-1 0,0 1 0,0 0 0,0 1 0,0-1 0,1 0 0,-1 1 0,-4 1 0,-4 1 0,0 1 0,0 1 0,0 0 0,1 1 0,-1 0 0,1 0 0,1 1 0,-11 9 0,-11 18 0,1 2 0,2 1 0,1 1 0,2 1 0,-26 56 0,-34 52 0,4-11 0,72-117 0,1 0 0,1 0 0,1 1 0,0 0 0,-4 34 0,9-52 0,1 1 0,0-1 0,0 1 0,0-1 0,1 1 0,-1-1 0,1 0 0,-1 1 0,1-1 0,0 0 0,-1 1 0,1-1 0,1 0 0,-1 0 0,0 0 0,0 0 0,1 0 0,-1 0 0,1 0 0,0 0 0,-1 0 0,1-1 0,0 1 0,0-1 0,0 1 0,0-1 0,0 0 0,1 0 0,-1 0 0,5 1 0,6 3 0,1-1 0,0-1 0,1-1 0,16 2 0,-24-3 0,32 0 0,0-2 0,0-1 0,0-2 0,0-2 0,65-18 0,-17 5 0,-38 5 0,-2-1 0,0-3 0,0-1 0,55-34 0,76-30 0,-139 68 0,177-79 0,-192 81 0,-1 0 0,-1-2 0,0-1 0,-1 0 0,-1-2 0,33-36 0,-29 25 0,71-92 0,-94 120 0,0-1 0,1 1 0,-1-1 0,0 1 0,0-1 0,-1 1 0,1-1 0,0 0 0,0 1 0,-1-1 0,1 0 0,-1 1 0,0-1 0,1 0 0,-1 0 0,0 0 0,0 1 0,0-1 0,0 0 0,0 0 0,-1 0 0,0-3 0,1 5 0,-1 0 0,1-1 0,-1 1 0,1 0 0,-1-1 0,1 1 0,-1 0 0,1 0 0,-1 0 0,1 0 0,-1-1 0,1 1 0,-1 0 0,1 0 0,-1 0 0,0 0 0,1 0 0,-1 0 0,1 0 0,-1 0 0,1 0 0,-1 1 0,1-1 0,-1 0 0,1 0 0,-1 1 0,-26 16 0,-15 25 0,2 2 0,2 1 0,2 2 0,2 1 0,2 2 0,-30 64 0,51-90 0,2 1 0,0 0 0,2 0 0,1 1 0,1 0 0,1 0 0,1 1 0,2-1 0,2 47 0,0-68 0,-1 0 0,0 0 0,1 0 0,0 0 0,0-1 0,1 1 0,-1 0 0,1-1 0,0 1 0,0-1 0,0 0 0,1 1 0,0-1 0,0 0 0,0-1 0,0 1 0,0 0 0,1-1 0,-1 0 0,1 0 0,0 0 0,0 0 0,0-1 0,1 1 0,-1-1 0,1 0 0,-1 0 0,1-1 0,-1 0 0,1 1 0,0-1 0,0-1 0,9 1 0,5 0 0,0 0 0,0-2 0,-1 0 0,1-1 0,0-1 0,-1-1 0,30-10 0,-22 3 0,0-1 0,-1-1 0,0-2 0,-1 0 0,-1-2 0,-1 0 0,0-2 0,-1 0 0,-1-1 0,-1-1 0,-1-1 0,-1-1 0,0-1 0,22-44 0,-31 49 0,-1 0 0,0 0 0,-1-1 0,-2 1 0,0-1 0,-1-1 0,1-19 0,-7-148 0,-1 103 0,4 72-195,0 0 0,-1 0 0,-1 0 0,0 0 0,-1 0 0,-5-13 0,-10-11-6631</inkml:trace>
+</inkml:ink>
+</file>
+
 <file path=word/theme/theme1.xml><?xml version="1.0" encoding="utf-8"?>
 <a:theme xmlns:a="http://schemas.openxmlformats.org/drawingml/2006/main" name="Office Theme">
   <a:themeElements>
